--- a/Other/usefull links.docx
+++ b/Other/usefull links.docx
@@ -444,31 +444,7 @@
             <w:lang w:eastAsia="en-GB"/>
             <w14:ligatures w14:val="none"/>
           </w:rPr>
-          <w:t xml:space="preserve"> is a C++ unit testing framework. </w:t>
-        </w:r>
-        <w:proofErr w:type="gramStart"/>
-        <w:r>
-          <w:rPr>
-            <w:rFonts w:ascii="Calibri" w:eastAsia="Times New Roman" w:hAnsi="Calibri" w:cs="Calibri"/>
-            <w:color w:val="0000FF"/>
-            <w:kern w:val="0"/>
-            <w:u w:val="single"/>
-            <w:lang w:eastAsia="en-GB"/>
-            <w14:ligatures w14:val="none"/>
-          </w:rPr>
-          <w:t>It's</w:t>
-        </w:r>
-        <w:proofErr w:type="gramEnd"/>
-        <w:r>
-          <w:rPr>
-            <w:rFonts w:ascii="Calibri" w:eastAsia="Times New Roman" w:hAnsi="Calibri" w:cs="Calibri"/>
-            <w:color w:val="0000FF"/>
-            <w:kern w:val="0"/>
-            <w:u w:val="single"/>
-            <w:lang w:eastAsia="en-GB"/>
-            <w14:ligatures w14:val="none"/>
-          </w:rPr>
-          <w:t xml:space="preserve"> goal is to have a scalable architecture, have minimal dependencies, and simple usage. (github.com)</w:t>
+          <w:t xml:space="preserve"> is a C++ unit testing framework. It's goal is to have a scalable architecture, have minimal dependencies, and simple usage. (github.com)</w:t>
         </w:r>
       </w:hyperlink>
     </w:p>
@@ -629,7 +605,6 @@
       </w:pPr>
       <w:hyperlink r:id="rId17" w:history="1">
         <w:proofErr w:type="spellStart"/>
-        <w:proofErr w:type="gramStart"/>
         <w:r>
           <w:rPr>
             <w:rFonts w:ascii="Calibri" w:eastAsia="Times New Roman" w:hAnsi="Calibri" w:cs="Calibri"/>
@@ -651,19 +626,7 @@
             <w:lang w:eastAsia="en-GB"/>
             <w14:ligatures w14:val="none"/>
           </w:rPr>
-          <w:t xml:space="preserve"> :</w:t>
-        </w:r>
-        <w:proofErr w:type="gramEnd"/>
-        <w:r>
-          <w:rPr>
-            <w:rFonts w:ascii="Calibri" w:eastAsia="Times New Roman" w:hAnsi="Calibri" w:cs="Calibri"/>
-            <w:color w:val="0000FF"/>
-            <w:kern w:val="0"/>
-            <w:u w:val="single"/>
-            <w:lang w:eastAsia="en-GB"/>
-            <w14:ligatures w14:val="none"/>
-          </w:rPr>
-          <w:t xml:space="preserve"> Scribble Maps</w:t>
+          <w:t xml:space="preserve"> : Scribble Maps</w:t>
         </w:r>
       </w:hyperlink>
     </w:p>
@@ -692,31 +655,7 @@
             <w:lang w:eastAsia="en-GB"/>
             <w14:ligatures w14:val="none"/>
           </w:rPr>
-          <w:t xml:space="preserve">Zero-code Automation Testing </w:t>
-        </w:r>
-        <w:proofErr w:type="gramStart"/>
-        <w:r>
-          <w:rPr>
-            <w:rFonts w:ascii="Calibri" w:eastAsia="Times New Roman" w:hAnsi="Calibri" w:cs="Calibri"/>
-            <w:color w:val="0000FF"/>
-            <w:kern w:val="0"/>
-            <w:u w:val="single"/>
-            <w:lang w:eastAsia="en-GB"/>
-            <w14:ligatures w14:val="none"/>
-          </w:rPr>
-          <w:t>In</w:t>
-        </w:r>
-        <w:proofErr w:type="gramEnd"/>
-        <w:r>
-          <w:rPr>
-            <w:rFonts w:ascii="Calibri" w:eastAsia="Times New Roman" w:hAnsi="Calibri" w:cs="Calibri"/>
-            <w:color w:val="0000FF"/>
-            <w:kern w:val="0"/>
-            <w:u w:val="single"/>
-            <w:lang w:eastAsia="en-GB"/>
-            <w14:ligatures w14:val="none"/>
-          </w:rPr>
-          <w:t xml:space="preserve"> Action | Oculus Developers</w:t>
+          <w:t>Zero-code Automation Testing In Action | Oculus Developers</w:t>
         </w:r>
       </w:hyperlink>
     </w:p>
@@ -1431,7 +1370,6 @@
           <w14:ligatures w14:val="none"/>
         </w:rPr>
       </w:pPr>
-      <w:proofErr w:type="spellStart"/>
       <w:r>
         <w:rPr>
           <w:rFonts w:ascii="Calibri" w:eastAsia="Times New Roman" w:hAnsi="Calibri" w:cs="Calibri"/>
@@ -1439,9 +1377,49 @@
           <w:lang w:eastAsia="en-GB"/>
           <w14:ligatures w14:val="none"/>
         </w:rPr>
-        <w:t>jenkins</w:t>
+        <w:t>Jenkins</w:t>
       </w:r>
-      <w:proofErr w:type="spellEnd"/>
+    </w:p>
+    <w:p>
+      <w:pPr>
+        <w:numPr>
+          <w:ilvl w:val="0"/>
+          <w:numId w:val="1"/>
+        </w:numPr>
+        <w:spacing w:after="0" w:line="240" w:lineRule="auto"/>
+        <w:textAlignment w:val="center"/>
+        <w:rPr>
+          <w:rFonts w:ascii="Calibri" w:eastAsia="Times New Roman" w:hAnsi="Calibri" w:cs="Calibri"/>
+          <w:kern w:val="0"/>
+          <w:lang w:eastAsia="en-GB"/>
+          <w14:ligatures w14:val="none"/>
+        </w:rPr>
+      </w:pPr>
+      <w:hyperlink r:id="rId34" w:history="1">
+        <w:r>
+          <w:rPr>
+            <w:rStyle w:val="Hyperlink"/>
+            <w:rFonts w:ascii="Calibri" w:hAnsi="Calibri" w:cs="Calibri"/>
+          </w:rPr>
+          <w:t xml:space="preserve">Free Online </w:t>
+        </w:r>
+        <w:proofErr w:type="spellStart"/>
+        <w:r>
+          <w:rPr>
+            <w:rStyle w:val="Hyperlink"/>
+            <w:rFonts w:ascii="Calibri" w:hAnsi="Calibri" w:cs="Calibri"/>
+          </w:rPr>
+          <w:t>SkillUp</w:t>
+        </w:r>
+        <w:proofErr w:type="spellEnd"/>
+        <w:r>
+          <w:rPr>
+            <w:rStyle w:val="Hyperlink"/>
+            <w:rFonts w:ascii="Calibri" w:hAnsi="Calibri" w:cs="Calibri"/>
+          </w:rPr>
+          <w:t xml:space="preserve"> Courses (simplilearn.com)</w:t>
+        </w:r>
+      </w:hyperlink>
     </w:p>
     <w:p/>
     <w:sectPr>

--- a/Other/usefull links.docx
+++ b/Other/usefull links.docx
@@ -1389,8 +1389,11 @@
         <w:spacing w:after="0" w:line="240" w:lineRule="auto"/>
         <w:textAlignment w:val="center"/>
         <w:rPr>
-          <w:rFonts w:ascii="Calibri" w:eastAsia="Times New Roman" w:hAnsi="Calibri" w:cs="Calibri"/>
-          <w:kern w:val="0"/>
+          <w:rStyle w:val="Hyperlink"/>
+          <w:rFonts w:ascii="Calibri" w:eastAsia="Times New Roman" w:hAnsi="Calibri" w:cs="Calibri"/>
+          <w:color w:val="auto"/>
+          <w:kern w:val="0"/>
+          <w:u w:val="none"/>
           <w:lang w:eastAsia="en-GB"/>
           <w14:ligatures w14:val="none"/>
         </w:rPr>
@@ -1419,6 +1422,38 @@
           </w:rPr>
           <w:t xml:space="preserve"> Courses (simplilearn.com)</w:t>
         </w:r>
+      </w:hyperlink>
+    </w:p>
+    <w:p>
+      <w:pPr>
+        <w:numPr>
+          <w:ilvl w:val="0"/>
+          <w:numId w:val="1"/>
+        </w:numPr>
+        <w:spacing w:after="0" w:line="240" w:lineRule="auto"/>
+        <w:textAlignment w:val="center"/>
+        <w:rPr>
+          <w:rFonts w:ascii="Calibri" w:eastAsia="Times New Roman" w:hAnsi="Calibri" w:cs="Calibri"/>
+          <w:kern w:val="0"/>
+          <w:lang w:eastAsia="en-GB"/>
+          <w14:ligatures w14:val="none"/>
+        </w:rPr>
+      </w:pPr>
+      <w:hyperlink r:id="rId35" w:history="1">
+        <w:r>
+          <w:rPr>
+            <w:rStyle w:val="Hyperlink"/>
+          </w:rPr>
+          <w:t xml:space="preserve">Mobile Game Tester - Yodo1 | </w:t>
+        </w:r>
+        <w:proofErr w:type="spellStart"/>
+        <w:r>
+          <w:rPr>
+            <w:rStyle w:val="Hyperlink"/>
+          </w:rPr>
+          <w:t>Hitmarker</w:t>
+        </w:r>
+        <w:proofErr w:type="spellEnd"/>
       </w:hyperlink>
     </w:p>
     <w:p/>

--- a/Other/usefull links.docx
+++ b/Other/usefull links.docx
@@ -444,7 +444,31 @@
             <w:lang w:eastAsia="en-GB"/>
             <w14:ligatures w14:val="none"/>
           </w:rPr>
-          <w:t xml:space="preserve"> is a C++ unit testing framework. It's goal is to have a scalable architecture, have minimal dependencies, and simple usage. (github.com)</w:t>
+          <w:t xml:space="preserve"> is a C++ unit testing framework. </w:t>
+        </w:r>
+        <w:proofErr w:type="gramStart"/>
+        <w:r>
+          <w:rPr>
+            <w:rFonts w:ascii="Calibri" w:eastAsia="Times New Roman" w:hAnsi="Calibri" w:cs="Calibri"/>
+            <w:color w:val="0000FF"/>
+            <w:kern w:val="0"/>
+            <w:u w:val="single"/>
+            <w:lang w:eastAsia="en-GB"/>
+            <w14:ligatures w14:val="none"/>
+          </w:rPr>
+          <w:t>It's</w:t>
+        </w:r>
+        <w:proofErr w:type="gramEnd"/>
+        <w:r>
+          <w:rPr>
+            <w:rFonts w:ascii="Calibri" w:eastAsia="Times New Roman" w:hAnsi="Calibri" w:cs="Calibri"/>
+            <w:color w:val="0000FF"/>
+            <w:kern w:val="0"/>
+            <w:u w:val="single"/>
+            <w:lang w:eastAsia="en-GB"/>
+            <w14:ligatures w14:val="none"/>
+          </w:rPr>
+          <w:t xml:space="preserve"> goal is to have a scalable architecture, have minimal dependencies, and simple usage. (github.com)</w:t>
         </w:r>
       </w:hyperlink>
     </w:p>
@@ -605,6 +629,7 @@
       </w:pPr>
       <w:hyperlink r:id="rId17" w:history="1">
         <w:proofErr w:type="spellStart"/>
+        <w:proofErr w:type="gramStart"/>
         <w:r>
           <w:rPr>
             <w:rFonts w:ascii="Calibri" w:eastAsia="Times New Roman" w:hAnsi="Calibri" w:cs="Calibri"/>
@@ -626,7 +651,19 @@
             <w:lang w:eastAsia="en-GB"/>
             <w14:ligatures w14:val="none"/>
           </w:rPr>
-          <w:t xml:space="preserve"> : Scribble Maps</w:t>
+          <w:t xml:space="preserve"> :</w:t>
+        </w:r>
+        <w:proofErr w:type="gramEnd"/>
+        <w:r>
+          <w:rPr>
+            <w:rFonts w:ascii="Calibri" w:eastAsia="Times New Roman" w:hAnsi="Calibri" w:cs="Calibri"/>
+            <w:color w:val="0000FF"/>
+            <w:kern w:val="0"/>
+            <w:u w:val="single"/>
+            <w:lang w:eastAsia="en-GB"/>
+            <w14:ligatures w14:val="none"/>
+          </w:rPr>
+          <w:t xml:space="preserve"> Scribble Maps</w:t>
         </w:r>
       </w:hyperlink>
     </w:p>
@@ -655,7 +692,31 @@
             <w:lang w:eastAsia="en-GB"/>
             <w14:ligatures w14:val="none"/>
           </w:rPr>
-          <w:t>Zero-code Automation Testing In Action | Oculus Developers</w:t>
+          <w:t xml:space="preserve">Zero-code Automation Testing </w:t>
+        </w:r>
+        <w:proofErr w:type="gramStart"/>
+        <w:r>
+          <w:rPr>
+            <w:rFonts w:ascii="Calibri" w:eastAsia="Times New Roman" w:hAnsi="Calibri" w:cs="Calibri"/>
+            <w:color w:val="0000FF"/>
+            <w:kern w:val="0"/>
+            <w:u w:val="single"/>
+            <w:lang w:eastAsia="en-GB"/>
+            <w14:ligatures w14:val="none"/>
+          </w:rPr>
+          <w:t>In</w:t>
+        </w:r>
+        <w:proofErr w:type="gramEnd"/>
+        <w:r>
+          <w:rPr>
+            <w:rFonts w:ascii="Calibri" w:eastAsia="Times New Roman" w:hAnsi="Calibri" w:cs="Calibri"/>
+            <w:color w:val="0000FF"/>
+            <w:kern w:val="0"/>
+            <w:u w:val="single"/>
+            <w:lang w:eastAsia="en-GB"/>
+            <w14:ligatures w14:val="none"/>
+          </w:rPr>
+          <w:t xml:space="preserve"> Action | Oculus Developers</w:t>
         </w:r>
       </w:hyperlink>
     </w:p>
@@ -1423,27 +1484,41 @@
           <w:t xml:space="preserve"> Courses (simplilearn.com)</w:t>
         </w:r>
       </w:hyperlink>
-    </w:p>
-    <w:p>
-      <w:pPr>
-        <w:numPr>
-          <w:ilvl w:val="0"/>
-          <w:numId w:val="1"/>
-        </w:numPr>
-        <w:spacing w:after="0" w:line="240" w:lineRule="auto"/>
-        <w:textAlignment w:val="center"/>
-        <w:rPr>
-          <w:rFonts w:ascii="Calibri" w:eastAsia="Times New Roman" w:hAnsi="Calibri" w:cs="Calibri"/>
-          <w:kern w:val="0"/>
-          <w:lang w:eastAsia="en-GB"/>
-          <w14:ligatures w14:val="none"/>
-        </w:rPr>
-      </w:pPr>
+      <w:r>
+        <w:t xml:space="preserve"> </w:t>
+      </w:r>
+      <w:r>
+        <w:t xml:space="preserve">- </w:t>
+      </w:r>
       <w:hyperlink r:id="rId35" w:history="1">
         <w:r>
           <w:rPr>
             <w:rStyle w:val="Hyperlink"/>
           </w:rPr>
+          <w:t>zrogers@usspeaking.com</w:t>
+        </w:r>
+      </w:hyperlink>
+    </w:p>
+    <w:p>
+      <w:pPr>
+        <w:numPr>
+          <w:ilvl w:val="0"/>
+          <w:numId w:val="1"/>
+        </w:numPr>
+        <w:spacing w:after="0" w:line="240" w:lineRule="auto"/>
+        <w:textAlignment w:val="center"/>
+        <w:rPr>
+          <w:rFonts w:ascii="Calibri" w:eastAsia="Times New Roman" w:hAnsi="Calibri" w:cs="Calibri"/>
+          <w:kern w:val="0"/>
+          <w:lang w:eastAsia="en-GB"/>
+          <w14:ligatures w14:val="none"/>
+        </w:rPr>
+      </w:pPr>
+      <w:hyperlink r:id="rId36" w:history="1">
+        <w:r>
+          <w:rPr>
+            <w:rStyle w:val="Hyperlink"/>
+          </w:rPr>
           <w:t xml:space="preserve">Mobile Game Tester - Yodo1 | </w:t>
         </w:r>
         <w:proofErr w:type="spellStart"/>
@@ -1455,6 +1530,22 @@
         </w:r>
         <w:proofErr w:type="spellEnd"/>
       </w:hyperlink>
+    </w:p>
+    <w:p>
+      <w:pPr>
+        <w:numPr>
+          <w:ilvl w:val="0"/>
+          <w:numId w:val="1"/>
+        </w:numPr>
+        <w:spacing w:after="0" w:line="240" w:lineRule="auto"/>
+        <w:textAlignment w:val="center"/>
+        <w:rPr>
+          <w:rFonts w:ascii="Calibri" w:eastAsia="Times New Roman" w:hAnsi="Calibri" w:cs="Calibri"/>
+          <w:kern w:val="0"/>
+          <w:lang w:eastAsia="en-GB"/>
+          <w14:ligatures w14:val="none"/>
+        </w:rPr>
+      </w:pPr>
     </w:p>
     <w:p/>
     <w:sectPr>
@@ -2075,12 +2166,23 @@
     <w:name w:val="Hyperlink"/>
     <w:basedOn w:val="DefaultParagraphFont"/>
     <w:uiPriority w:val="99"/>
-    <w:semiHidden/>
     <w:unhideWhenUsed/>
     <w:rsid w:val="00BA531D"/>
     <w:rPr>
       <w:color w:val="0000FF"/>
       <w:u w:val="single"/>
+    </w:rPr>
+  </w:style>
+  <w:style w:type="character" w:styleId="UnresolvedMention">
+    <w:name w:val="Unresolved Mention"/>
+    <w:basedOn w:val="DefaultParagraphFont"/>
+    <w:uiPriority w:val="99"/>
+    <w:semiHidden/>
+    <w:unhideWhenUsed/>
+    <w:rsid w:val="00181500"/>
+    <w:rPr>
+      <w:color w:val="605E5C"/>
+      <w:shd w:val="clear" w:color="auto" w:fill="E1DFDD"/>
     </w:rPr>
   </w:style>
 </w:styles>
